--- a/Informes_DOCX/SOII_P3_Informe_2.docx
+++ b/Informes_DOCX/SOII_P3_Informe_2.docx
@@ -408,7 +408,11 @@
       </w:r>
       <w:r>
         <w:rPr/>
-        <w:t>. Al ser variables locales al proceso que viven en su espacio de memoria y por tanto desaparecen automáticamente cuando el programa termina.</w:t>
+        <w:t xml:space="preserve">. Al ser variables locales al proceso que viven en su espacio de memoria, </w:t>
+      </w:r>
+      <w:r>
+        <w:rPr/>
+        <w:t>no es necesario eliminarlas al principio, ya que desaparecen una vez finalizado el programa.</w:t>
       </w:r>
     </w:p>
     <w:p>
@@ -892,7 +896,13 @@
         </w:rPr>
       </w:pPr>
       <w:r>
-        <w:rPr/>
+        <w:rPr>
+          <w:i/>
+          <w:iCs/>
+          <w:color w:val="7B5B3A"/>
+          <w:sz w:val="22"/>
+          <w:szCs w:val="22"/>
+        </w:rPr>
       </w:r>
     </w:p>
     <w:p>
@@ -910,7 +920,13 @@
         </w:rPr>
       </w:pPr>
       <w:r>
-        <w:rPr/>
+        <w:rPr>
+          <w:i/>
+          <w:iCs/>
+          <w:color w:val="7B5B3A"/>
+          <w:sz w:val="22"/>
+          <w:szCs w:val="22"/>
+        </w:rPr>
       </w:r>
     </w:p>
     <w:p>
@@ -928,7 +944,13 @@
         </w:rPr>
       </w:pPr>
       <w:r>
-        <w:rPr/>
+        <w:rPr>
+          <w:i/>
+          <w:iCs/>
+          <w:color w:val="7B5B3A"/>
+          <w:sz w:val="22"/>
+          <w:szCs w:val="22"/>
+        </w:rPr>
       </w:r>
     </w:p>
     <w:p>
@@ -946,7 +968,13 @@
         </w:rPr>
       </w:pPr>
       <w:r>
-        <w:rPr/>
+        <w:rPr>
+          <w:i/>
+          <w:iCs/>
+          <w:color w:val="7B5B3A"/>
+          <w:sz w:val="22"/>
+          <w:szCs w:val="22"/>
+        </w:rPr>
       </w:r>
     </w:p>
     <w:p>
@@ -964,7 +992,13 @@
         </w:rPr>
       </w:pPr>
       <w:r>
-        <w:rPr/>
+        <w:rPr>
+          <w:i/>
+          <w:iCs/>
+          <w:color w:val="7B5B3A"/>
+          <w:sz w:val="22"/>
+          <w:szCs w:val="22"/>
+        </w:rPr>
         <w:drawing>
           <wp:anchor behindDoc="0" distT="0" distB="0" distL="0" distR="0" simplePos="0" locked="0" layoutInCell="0" allowOverlap="1" relativeHeight="2">
             <wp:simplePos x="0" y="0"/>
@@ -992,7 +1026,7 @@
                   </pic:nvPicPr>
                   <pic:blipFill>
                     <a:blip r:embed="rId2"/>
-                    <a:srcRect l="0" t="0" r="0" b="66428"/>
+                    <a:srcRect l="0" t="0" r="0" b="66421"/>
                     <a:stretch>
                       <a:fillRect/>
                     </a:stretch>
@@ -1028,7 +1062,13 @@
         </w:rPr>
       </w:pPr>
       <w:r>
-        <w:rPr/>
+        <w:rPr>
+          <w:i/>
+          <w:iCs/>
+          <w:color w:val="7B5B3A"/>
+          <w:sz w:val="22"/>
+          <w:szCs w:val="22"/>
+        </w:rPr>
         <w:drawing>
           <wp:anchor behindDoc="0" distT="0" distB="0" distL="0" distR="0" simplePos="0" locked="0" layoutInCell="0" allowOverlap="1" relativeHeight="6">
             <wp:simplePos x="0" y="0"/>
@@ -1091,7 +1131,13 @@
         </w:rPr>
       </w:pPr>
       <w:r>
-        <w:rPr/>
+        <w:rPr>
+          <w:i/>
+          <w:iCs/>
+          <w:color w:val="7B5B3A"/>
+          <w:sz w:val="22"/>
+          <w:szCs w:val="22"/>
+        </w:rPr>
       </w:r>
     </w:p>
     <w:p>
@@ -1109,17 +1155,7 @@
           <w:sz w:val="22"/>
           <w:szCs w:val="22"/>
         </w:rPr>
-        <w:t xml:space="preserve">Figura 1: Primeras iteraciones mostrando </w:t>
-      </w:r>
-      <w:r>
-        <w:rPr>
-          <w:i/>
-          <w:iCs/>
-          <w:color w:val="7B5B3A"/>
-          <w:sz w:val="22"/>
-          <w:szCs w:val="22"/>
-        </w:rPr>
-        <w:t>como se llena el buffer.</w:t>
+        <w:t>Figura 1: Primeras iteraciones mostrando como se llena el buffer.</w:t>
       </w:r>
     </w:p>
     <w:p>
@@ -1152,15 +1188,7 @@
       </w:r>
       <w:r>
         <w:rPr/>
-        <w:t xml:space="preserve"> y consume a velocidad máxima </w:t>
-      </w:r>
-      <w:r>
-        <w:rPr/>
-        <w:t>(Figura 2)</w:t>
-      </w:r>
-      <w:r>
-        <w:rPr/>
-        <w:t xml:space="preserve">. El consumidor vacía rápidamente el buffer: </w:t>
+        <w:t xml:space="preserve"> y consume a velocidad máxima (Figura 2). El consumidor vacía rápidamente el buffer: </w:t>
       </w:r>
       <w:r>
         <w:rPr>
@@ -1196,19 +1224,7 @@
       </w:r>
       <w:r>
         <w:rPr/>
-        <w:t xml:space="preserve"> vuelve a 0). </w:t>
-      </w:r>
-      <w:r>
-        <w:rPr/>
-        <w:t>El productor aunque no está bloquead</w:t>
-      </w:r>
-      <w:r>
-        <w:rPr/>
-        <w:t>o,</w:t>
-      </w:r>
-      <w:r>
-        <w:rPr/>
-        <w:t xml:space="preserve"> no tiene tiempo de introducir en el búffer al estar en fase lenta.</w:t>
+        <w:t xml:space="preserve"> vuelve a 0). El productor aunque no está bloqueado, no tiene tiempo de introducir en el búffer al estar en fase lenta.</w:t>
       </w:r>
     </w:p>
     <w:p>
@@ -1246,7 +1262,7 @@
                   </pic:nvPicPr>
                   <pic:blipFill>
                     <a:blip r:embed="rId4"/>
-                    <a:srcRect l="0" t="0" r="0" b="61828"/>
+                    <a:srcRect l="0" t="0" r="0" b="61819"/>
                     <a:stretch>
                       <a:fillRect/>
                     </a:stretch>
@@ -1282,7 +1298,13 @@
         </w:rPr>
       </w:pPr>
       <w:r>
-        <w:rPr/>
+        <w:rPr>
+          <w:i/>
+          <w:iCs/>
+          <w:color w:val="7B5B3A"/>
+          <w:sz w:val="22"/>
+          <w:szCs w:val="22"/>
+        </w:rPr>
       </w:r>
     </w:p>
     <w:p>
@@ -1300,7 +1322,13 @@
         </w:rPr>
       </w:pPr>
       <w:r>
-        <w:rPr/>
+        <w:rPr>
+          <w:i/>
+          <w:iCs/>
+          <w:color w:val="7B5B3A"/>
+          <w:sz w:val="22"/>
+          <w:szCs w:val="22"/>
+        </w:rPr>
       </w:r>
     </w:p>
     <w:p>
@@ -1318,7 +1346,13 @@
         </w:rPr>
       </w:pPr>
       <w:r>
-        <w:rPr/>
+        <w:rPr>
+          <w:i/>
+          <w:iCs/>
+          <w:color w:val="7B5B3A"/>
+          <w:sz w:val="22"/>
+          <w:szCs w:val="22"/>
+        </w:rPr>
       </w:r>
     </w:p>
     <w:p>
@@ -1336,7 +1370,13 @@
         </w:rPr>
       </w:pPr>
       <w:r>
-        <w:rPr/>
+        <w:rPr>
+          <w:i/>
+          <w:iCs/>
+          <w:color w:val="7B5B3A"/>
+          <w:sz w:val="22"/>
+          <w:szCs w:val="22"/>
+        </w:rPr>
       </w:r>
     </w:p>
     <w:p>
@@ -1401,57 +1441,7 @@
           <w:sz w:val="22"/>
           <w:szCs w:val="22"/>
         </w:rPr>
-        <w:t xml:space="preserve">Figura </w:t>
-      </w:r>
-      <w:r>
-        <w:rPr>
-          <w:i/>
-          <w:iCs/>
-          <w:color w:val="7B5B3A"/>
-          <w:sz w:val="22"/>
-          <w:szCs w:val="22"/>
-        </w:rPr>
-        <w:t>2</w:t>
-      </w:r>
-      <w:r>
-        <w:rPr>
-          <w:i/>
-          <w:iCs/>
-          <w:color w:val="7B5B3A"/>
-          <w:sz w:val="22"/>
-          <w:szCs w:val="22"/>
-        </w:rPr>
-        <w:t xml:space="preserve">: </w:t>
-      </w:r>
-      <w:r>
-        <w:rPr>
-          <w:i/>
-          <w:iCs/>
-          <w:color w:val="7B5B3A"/>
-          <w:sz w:val="22"/>
-          <w:szCs w:val="22"/>
-        </w:rPr>
-        <w:t>I</w:t>
-      </w:r>
-      <w:r>
-        <w:rPr>
-          <w:i/>
-          <w:iCs/>
-          <w:color w:val="7B5B3A"/>
-          <w:sz w:val="22"/>
-          <w:szCs w:val="22"/>
-        </w:rPr>
-        <w:t xml:space="preserve">teraciones mostrando </w:t>
-      </w:r>
-      <w:r>
-        <w:rPr>
-          <w:i/>
-          <w:iCs/>
-          <w:color w:val="7B5B3A"/>
-          <w:sz w:val="22"/>
-          <w:szCs w:val="22"/>
-        </w:rPr>
-        <w:t>como se vacía el buffer. Dispares al principio pero se igualan.</w:t>
+        <w:t>Figura 2: Iteraciones mostrando como se vacía el buffer. Dispares al principio pero se igualan.</w:t>
       </w:r>
     </w:p>
     <w:p>
@@ -1472,11 +1462,7 @@
       </w:pPr>
       <w:r>
         <w:rPr/>
-        <w:t xml:space="preserve">En las últimas 20 iteraciones, ambos hilos esperan tiempos aleatorios entre 0 y 3 segundos. Las iteraciones se intercalan de forma impredecible: en ocasiones el productor inserta varios elementos seguidos antes de que el consumidor actúe, y en otras ocurre lo contrario. </w:t>
-      </w:r>
-      <w:r>
-        <w:rPr/>
-        <w:t>(Figura 3)</w:t>
+        <w:t>En las últimas 20 iteraciones, ambos hilos esperan tiempos aleatorios entre 0 y 3 segundos. Las iteraciones se intercalan de forma impredecible: en ocasiones el productor inserta varios elementos seguidos antes de que el consumidor actúe, y en otras ocurre lo contrario. (Figura 3)</w:t>
       </w:r>
     </w:p>
     <w:p>
@@ -1541,57 +1527,7 @@
           <w:sz w:val="22"/>
           <w:szCs w:val="22"/>
         </w:rPr>
-        <w:t xml:space="preserve">Figura </w:t>
-      </w:r>
-      <w:r>
-        <w:rPr>
-          <w:i/>
-          <w:iCs/>
-          <w:color w:val="7B5B3A"/>
-          <w:sz w:val="22"/>
-          <w:szCs w:val="22"/>
-        </w:rPr>
-        <w:t>3</w:t>
-      </w:r>
-      <w:r>
-        <w:rPr>
-          <w:i/>
-          <w:iCs/>
-          <w:color w:val="7B5B3A"/>
-          <w:sz w:val="22"/>
-          <w:szCs w:val="22"/>
-        </w:rPr>
-        <w:t xml:space="preserve">: </w:t>
-      </w:r>
-      <w:r>
-        <w:rPr>
-          <w:i/>
-          <w:iCs/>
-          <w:color w:val="7B5B3A"/>
-          <w:sz w:val="22"/>
-          <w:szCs w:val="22"/>
-        </w:rPr>
-        <w:t>I</w:t>
-      </w:r>
-      <w:r>
-        <w:rPr>
-          <w:i/>
-          <w:iCs/>
-          <w:color w:val="7B5B3A"/>
-          <w:sz w:val="22"/>
-          <w:szCs w:val="22"/>
-        </w:rPr>
-        <w:t xml:space="preserve">teraciones </w:t>
-      </w:r>
-      <w:r>
-        <w:rPr>
-          <w:i/>
-          <w:iCs/>
-          <w:color w:val="7B5B3A"/>
-          <w:sz w:val="22"/>
-          <w:szCs w:val="22"/>
-        </w:rPr>
-        <w:t>aleatorias intercalando productor y consumidor</w:t>
+        <w:t>Figura 3: Iteraciones aleatorias intercalando productor y consumidor</w:t>
       </w:r>
     </w:p>
     <w:p>
@@ -1612,31 +1548,7 @@
       </w:pPr>
       <w:r>
         <w:rPr/>
-        <w:t xml:space="preserve">Al finalizar las 80 iteraciones, ambos hilos imprimen su suma </w:t>
-      </w:r>
-      <w:r>
-        <w:rPr/>
-        <w:t>(Figura 4)</w:t>
-      </w:r>
-      <w:r>
-        <w:rPr/>
-        <w:t xml:space="preserve">. Los resultados son idénticos, confirmando </w:t>
-      </w:r>
-      <w:r>
-        <w:rPr/>
-        <w:t>asi que</w:t>
-      </w:r>
-      <w:r>
-        <w:rPr/>
-        <w:t xml:space="preserve"> </w:t>
-      </w:r>
-      <w:r>
-        <w:rPr/>
-        <w:t>e</w:t>
-      </w:r>
-      <w:r>
-        <w:rPr/>
-        <w:t>l mutex y las variables de condición eliminan por completo las inconsistencias observadas en el Informe 1.</w:t>
+        <w:t>Al finalizar las 80 iteraciones, ambos hilos imprimen su suma (Figura 4). Los resultados son idénticos, confirmando asi que el mutex y las variables de condición eliminan por completo las inconsistencias observadas en el Informe 1.</w:t>
       </w:r>
     </w:p>
     <w:p>
@@ -1664,7 +1576,13 @@
         </w:rPr>
       </w:pPr>
       <w:r>
-        <w:rPr/>
+        <w:rPr>
+          <w:i/>
+          <w:iCs/>
+          <w:color w:val="7B5B3A"/>
+          <w:sz w:val="22"/>
+          <w:szCs w:val="22"/>
+        </w:rPr>
         <w:drawing>
           <wp:anchor behindDoc="0" distT="0" distB="0" distL="0" distR="0" simplePos="0" locked="0" layoutInCell="0" allowOverlap="1" relativeHeight="3">
             <wp:simplePos x="0" y="0"/>
@@ -1727,37 +1645,7 @@
           <w:sz w:val="22"/>
           <w:szCs w:val="22"/>
         </w:rPr>
-        <w:t xml:space="preserve">Figura </w:t>
-      </w:r>
-      <w:r>
-        <w:rPr>
-          <w:i/>
-          <w:iCs/>
-          <w:color w:val="7B5B3A"/>
-          <w:sz w:val="22"/>
-          <w:szCs w:val="22"/>
-        </w:rPr>
-        <w:t>4</w:t>
-      </w:r>
-      <w:r>
-        <w:rPr>
-          <w:i/>
-          <w:iCs/>
-          <w:color w:val="7B5B3A"/>
-          <w:sz w:val="22"/>
-          <w:szCs w:val="22"/>
-        </w:rPr>
-        <w:t xml:space="preserve">: </w:t>
-      </w:r>
-      <w:r>
-        <w:rPr>
-          <w:i/>
-          <w:iCs/>
-          <w:color w:val="7B5B3A"/>
-          <w:sz w:val="22"/>
-          <w:szCs w:val="22"/>
-        </w:rPr>
-        <w:t>Resultados de la suma</w:t>
+        <w:t>Figura 4: Resultados de la suma</w:t>
       </w:r>
     </w:p>
     <w:p>
@@ -1789,23 +1677,7 @@
       </w:pPr>
       <w:r>
         <w:rPr/>
-        <w:t xml:space="preserve">Las tres fases de velocidad demuestran que el mecanismo de sincronización funciona correctamente tanto cuando el buffer se llena, como cuando se vacía, como en condiciones </w:t>
-      </w:r>
-      <w:r>
-        <w:rPr/>
-        <w:t>aleatorias</w:t>
-      </w:r>
-      <w:r>
-        <w:rPr/>
-        <w:t xml:space="preserve">. Las sumas </w:t>
-      </w:r>
-      <w:r>
-        <w:rPr/>
-        <w:t>las cuales coninciden</w:t>
-      </w:r>
-      <w:r>
-        <w:rPr/>
-        <w:t xml:space="preserve"> confirman que ningún dato se perdió ni se duplicó.</w:t>
+        <w:t>Las tres fases de velocidad demuestran que el mecanismo de sincronización funciona correctamente tanto cuando el buffer se llena, como cuando se vacía, como en condiciones aleatorias. Las sumas las cuales coninciden confirman que ningún dato se perdió ni se duplicó.</w:t>
       </w:r>
     </w:p>
     <w:sectPr>
@@ -1845,7 +1717,7 @@
     </w:r>
     <w:r>
       <w:rPr/>
-      <w:t>3</w:t>
+      <w:t>5</w:t>
     </w:r>
     <w:r>
       <w:rPr/>
